--- a/Finanace/Stablizing_Economic.docx
+++ b/Finanace/Stablizing_Economic.docx
@@ -142,6 +142,9 @@
     <w:p>
       <w:pPr>
         <w:jc w:val="both"/>
+        <w:rPr>
+          <w:rFonts w:hint="eastAsia"/>
+        </w:rPr>
       </w:pPr>
       <w:r>
         <w:rPr>
@@ -215,6 +218,9 @@
     <w:p>
       <w:pPr>
         <w:jc w:val="both"/>
+        <w:rPr>
+          <w:rFonts w:hint="eastAsia"/>
+        </w:rPr>
       </w:pPr>
       <w:r>
         <w:rPr>
@@ -261,6 +267,7 @@
       <w:pPr>
         <w:jc w:val="both"/>
         <w:rPr>
+          <w:rFonts w:hint="eastAsia"/>
           <w:b/>
           <w:bCs/>
         </w:rPr>
@@ -285,6 +292,9 @@
     <w:p>
       <w:pPr>
         <w:jc w:val="both"/>
+        <w:rPr>
+          <w:rFonts w:hint="eastAsia"/>
+        </w:rPr>
       </w:pPr>
       <w:r>
         <w:rPr>
@@ -342,6 +352,9 @@
     <w:p>
       <w:pPr>
         <w:jc w:val="both"/>
+        <w:rPr>
+          <w:rFonts w:hint="eastAsia"/>
+        </w:rPr>
       </w:pPr>
       <w:r>
         <w:rPr>
@@ -387,6 +400,9 @@
     <w:p>
       <w:pPr>
         <w:jc w:val="both"/>
+        <w:rPr>
+          <w:rFonts w:hint="eastAsia"/>
+        </w:rPr>
       </w:pPr>
       <w:r>
         <w:rPr>
@@ -427,6 +443,9 @@
     <w:p>
       <w:pPr>
         <w:jc w:val="both"/>
+        <w:rPr>
+          <w:rFonts w:hint="eastAsia"/>
+        </w:rPr>
       </w:pPr>
       <w:r>
         <w:rPr>
@@ -579,6 +598,9 @@
     <w:p>
       <w:pPr>
         <w:jc w:val="both"/>
+        <w:rPr>
+          <w:rFonts w:hint="eastAsia"/>
+        </w:rPr>
       </w:pPr>
       <w:r>
         <w:rPr>
@@ -612,6 +634,9 @@
     <w:p>
       <w:pPr>
         <w:jc w:val="both"/>
+        <w:rPr>
+          <w:rFonts w:hint="eastAsia"/>
+        </w:rPr>
       </w:pPr>
       <w:r>
         <w:rPr>
@@ -647,6 +672,9 @@
           <w:numId w:val="1"/>
         </w:numPr>
         <w:jc w:val="both"/>
+        <w:rPr>
+          <w:rFonts w:hint="eastAsia"/>
+        </w:rPr>
       </w:pPr>
       <w:r>
         <w:rPr>
@@ -674,6 +702,9 @@
           <w:numId w:val="1"/>
         </w:numPr>
         <w:jc w:val="both"/>
+        <w:rPr>
+          <w:rFonts w:hint="eastAsia"/>
+        </w:rPr>
       </w:pPr>
       <w:r>
         <w:rPr>
@@ -689,6 +720,9 @@
           <w:numId w:val="1"/>
         </w:numPr>
         <w:jc w:val="both"/>
+        <w:rPr>
+          <w:rFonts w:hint="eastAsia"/>
+        </w:rPr>
       </w:pPr>
       <w:r>
         <w:rPr>
@@ -704,6 +738,9 @@
           <w:numId w:val="1"/>
         </w:numPr>
         <w:jc w:val="both"/>
+        <w:rPr>
+          <w:rFonts w:hint="eastAsia"/>
+        </w:rPr>
       </w:pPr>
       <w:r>
         <w:rPr>
@@ -723,6 +760,9 @@
     <w:p>
       <w:pPr>
         <w:jc w:val="both"/>
+        <w:rPr>
+          <w:rFonts w:hint="eastAsia"/>
+        </w:rPr>
       </w:pPr>
       <w:r>
         <w:rPr>
@@ -757,7 +797,22 @@
         <w:rPr>
           <w:rFonts w:ascii="Calibri" w:hAnsi="Calibri"/>
         </w:rPr>
-        <w:t xml:space="preserve">? Why print? Because they indeed print physical cash, which transfer it to all local banks and even “Auto Teller Machine – ATM” for the people to withdraw. People with more money “Paper Cash” withdraw from the banks or ATM, starts to do a lot of economic activities. Activities such as buying goods, purchasing different kinds of services. This kind of additional paper cash, have a huge impact on Japan local economy, cash is everywhere. Which turns out to weaken the currency. High purchasing power (as I said demand and supply), pushes up the price of the products, which turns out to high inflation. Japan government have never before high debts, due to excess of lending money with no or little interest rate. Including shortage of human resources, have jobs but no workers. This is the current situation Japan is facing right now. Is there </w:t>
+        <w:t>? Why print? Because they indeed print physical cash, which transfer it to all local banks and even “Auto Teller Machine – ATM” for the people to withdraw. People with more money “</w:t>
+      </w:r>
+      <w:r>
+        <w:rPr>
+          <w:rFonts w:ascii="Calibri" w:hAnsi="Calibri"/>
+          <w:b/>
+          <w:bCs/>
+          <w:color w:val="FF0000"/>
+        </w:rPr>
+        <w:t>Paper Cash</w:t>
+      </w:r>
+      <w:r>
+        <w:rPr>
+          <w:rFonts w:ascii="Calibri" w:hAnsi="Calibri"/>
+        </w:rPr>
+        <w:t xml:space="preserve">” withdraw from the banks or ATM, starts to do a lot of economic activities. Activities such as buying goods, purchasing different kinds of services. This kind of additional paper cash, have a huge impact on Japan local economy, cash is everywhere. Which turns out to weaken the currency. High purchasing power (as I said demand and supply), pushes up the price of the products, which turns out to high inflation. Japan government have never before high debts, due to excess of lending money with no or little interest rate. Including shortage of human resources, have jobs but no workers. This is the current situation Japan is facing right now. Is there </w:t>
       </w:r>
       <w:r>
         <w:rPr>
@@ -830,6 +885,9 @@
     <w:p>
       <w:pPr>
         <w:jc w:val="both"/>
+        <w:rPr>
+          <w:rFonts w:hint="eastAsia"/>
+        </w:rPr>
       </w:pPr>
       <w:r>
         <w:rPr>
@@ -854,6 +912,9 @@
           <w:numId w:val="2"/>
         </w:numPr>
         <w:jc w:val="both"/>
+        <w:rPr>
+          <w:rFonts w:hint="eastAsia"/>
+        </w:rPr>
       </w:pPr>
       <w:r>
         <w:rPr>
@@ -897,6 +958,9 @@
           <w:numId w:val="2"/>
         </w:numPr>
         <w:jc w:val="both"/>
+        <w:rPr>
+          <w:rFonts w:hint="eastAsia"/>
+        </w:rPr>
       </w:pPr>
       <w:r>
         <w:rPr>
@@ -956,6 +1020,9 @@
     <w:p>
       <w:pPr>
         <w:jc w:val="both"/>
+        <w:rPr>
+          <w:rFonts w:hint="eastAsia"/>
+        </w:rPr>
       </w:pPr>
       <w:r>
         <w:rPr>

--- a/Finanace/Stablizing_Economic.docx
+++ b/Finanace/Stablizing_Economic.docx
@@ -7,28 +7,64 @@
         <w:jc w:val="center"/>
         <w:rPr>
           <w:rFonts w:ascii="Calibri" w:hAnsi="Calibri"/>
+          <w:b/>
+          <w:bCs/>
+          <w:sz w:val="48"/>
+          <w:szCs w:val="48"/>
+        </w:rPr>
+      </w:pPr>
+      <w:r>
+        <w:rPr>
+          <w:rFonts w:ascii="Calibri" w:hAnsi="Calibri"/>
+          <w:b/>
+          <w:bCs/>
+          <w:sz w:val="48"/>
+          <w:szCs w:val="48"/>
+        </w:rPr>
+        <w:t>Stabilizing The World Economy</w:t>
+      </w:r>
+    </w:p>
+    <w:p>
+      <w:pPr>
+        <w:rPr>
+          <w:rFonts w:ascii="Calibri" w:hAnsi="Calibri"/>
+          <w:b/>
+          <w:bCs/>
+          <w:sz w:val="48"/>
+          <w:szCs w:val="48"/>
+        </w:rPr>
+      </w:pPr>
+    </w:p>
+    <w:p>
+      <w:pPr>
+        <w:rPr>
+          <w:rFonts w:ascii="Calibri" w:hAnsi="Calibri"/>
+          <w:b/>
+          <w:bCs/>
+          <w:i/>
+          <w:iCs/>
+        </w:rPr>
+      </w:pPr>
+      <w:r>
+        <w:rPr>
+          <w:rFonts w:ascii="Calibri" w:hAnsi="Calibri"/>
+          <w:b/>
+          <w:bCs/>
+          <w:i/>
+          <w:iCs/>
+        </w:rPr>
+        <w:t>Resource From Microsoft Copilot</w:t>
+      </w:r>
+    </w:p>
+    <w:p>
+      <w:pPr>
+        <w:jc w:val="both"/>
+        <w:rPr>
+          <w:rFonts w:ascii="Calibri" w:hAnsi="Calibri"/>
           <w:sz w:val="28"/>
           <w:szCs w:val="28"/>
         </w:rPr>
       </w:pPr>
-      <w:r>
-        <w:rPr>
-          <w:rFonts w:ascii="Calibri" w:hAnsi="Calibri"/>
-          <w:sz w:val="28"/>
-          <w:szCs w:val="28"/>
-        </w:rPr>
-        <w:t>Stabilizing The World Economy</w:t>
-      </w:r>
-    </w:p>
-    <w:p>
-      <w:pPr>
-        <w:jc w:val="both"/>
-        <w:rPr>
-          <w:rFonts w:ascii="Calibri" w:hAnsi="Calibri"/>
-          <w:sz w:val="28"/>
-          <w:szCs w:val="28"/>
-        </w:rPr>
-      </w:pPr>
     </w:p>
     <w:p>
       <w:pPr>
@@ -64,7 +100,6 @@
         </w:rPr>
         <w:t xml:space="preserve">inflation and </w:t>
       </w:r>
-      <w:proofErr w:type="gramStart"/>
       <w:r>
         <w:rPr>
           <w:rFonts w:ascii="Calibri" w:hAnsi="Calibri"/>
@@ -78,9 +113,8 @@
         <w:rPr>
           <w:rFonts w:ascii="Calibri" w:hAnsi="Calibri"/>
         </w:rPr>
-        <w:t>?,</w:t>
-      </w:r>
-      <w:proofErr w:type="gramEnd"/>
+        <w:t>?</w:t>
+      </w:r>
       <w:r>
         <w:rPr>
           <w:rFonts w:ascii="Calibri" w:hAnsi="Calibri"/>
@@ -635,110 +669,433 @@
       <w:pPr>
         <w:jc w:val="both"/>
         <w:rPr>
-          <w:rFonts w:hint="eastAsia"/>
-        </w:rPr>
-      </w:pPr>
-      <w:r>
-        <w:rPr>
-          <w:rFonts w:ascii="Calibri" w:hAnsi="Calibri"/>
-        </w:rPr>
-        <w:t xml:space="preserve">Japan’s economy </w:t>
-      </w:r>
-      <w:r>
-        <w:rPr>
-          <w:rFonts w:ascii="Calibri" w:hAnsi="Calibri"/>
-        </w:rPr>
-        <w:t>is</w:t>
-      </w:r>
-      <w:r>
-        <w:rPr>
-          <w:rFonts w:ascii="Calibri" w:hAnsi="Calibri"/>
-        </w:rPr>
-        <w:t xml:space="preserve"> facing several problems, below listed out:</w:t>
-      </w:r>
-    </w:p>
-    <w:p>
-      <w:pPr>
-        <w:jc w:val="both"/>
-        <w:rPr>
-          <w:rFonts w:ascii="Calibri" w:hAnsi="Calibri"/>
-        </w:rPr>
-      </w:pPr>
+          <w:rFonts w:ascii="Calibri" w:hAnsi="Calibri"/>
+          <w:lang w:val="en-HK"/>
+        </w:rPr>
+      </w:pPr>
+      <w:r>
+        <w:rPr>
+          <w:rFonts w:ascii="Calibri" w:hAnsi="Calibri"/>
+          <w:lang w:val="en-HK"/>
+        </w:rPr>
+        <w:t>Japan's economy is currently facing several challenges and opportunities:</w:t>
+      </w:r>
     </w:p>
     <w:p>
       <w:pPr>
         <w:numPr>
           <w:ilvl w:val="0"/>
-          <w:numId w:val="1"/>
+          <w:numId w:val="4"/>
         </w:numPr>
         <w:jc w:val="both"/>
         <w:rPr>
-          <w:rFonts w:hint="eastAsia"/>
-        </w:rPr>
-      </w:pPr>
-      <w:r>
-        <w:rPr>
-          <w:rFonts w:ascii="Calibri" w:hAnsi="Calibri"/>
-        </w:rPr>
-        <w:t xml:space="preserve">High Government Debts (almost 250% of </w:t>
-      </w:r>
-      <w:r>
-        <w:rPr>
-          <w:rFonts w:ascii="Calibri" w:hAnsi="Calibri"/>
-        </w:rPr>
-        <w:t>its</w:t>
-      </w:r>
-      <w:r>
-        <w:rPr>
-          <w:rFonts w:ascii="Calibri" w:hAnsi="Calibri"/>
-        </w:rPr>
-        <w:t xml:space="preserve"> GPD).</w:t>
+          <w:rFonts w:ascii="Calibri" w:hAnsi="Calibri"/>
+          <w:lang w:val="en-HK"/>
+        </w:rPr>
+      </w:pPr>
+      <w:r>
+        <w:rPr>
+          <w:rFonts w:ascii="Calibri" w:hAnsi="Calibri"/>
+          <w:b/>
+          <w:bCs/>
+          <w:lang w:val="en-HK"/>
+        </w:rPr>
+        <w:t>Economic Growth</w:t>
+      </w:r>
+      <w:r>
+        <w:rPr>
+          <w:rFonts w:ascii="Calibri" w:hAnsi="Calibri"/>
+          <w:lang w:val="en-HK"/>
+        </w:rPr>
+        <w:t xml:space="preserve">: Japan's economy rebounded with a </w:t>
+      </w:r>
+      <w:r>
+        <w:rPr>
+          <w:rFonts w:ascii="Calibri" w:hAnsi="Calibri"/>
+          <w:b/>
+          <w:bCs/>
+          <w:lang w:val="en-HK"/>
+        </w:rPr>
+        <w:t>0.7% growth</w:t>
+      </w:r>
+      <w:r>
+        <w:rPr>
+          <w:rFonts w:ascii="Calibri" w:hAnsi="Calibri"/>
+          <w:lang w:val="en-HK"/>
+        </w:rPr>
+        <w:t xml:space="preserve"> in the second quarter of 2024 after a contraction in the first quarter. Consumer spending and private investments have shown positive signs.</w:t>
       </w:r>
     </w:p>
     <w:p>
       <w:pPr>
         <w:numPr>
           <w:ilvl w:val="0"/>
-          <w:numId w:val="1"/>
+          <w:numId w:val="4"/>
         </w:numPr>
         <w:jc w:val="both"/>
         <w:rPr>
-          <w:rFonts w:hint="eastAsia"/>
-        </w:rPr>
-      </w:pPr>
-      <w:r>
-        <w:rPr>
-          <w:rFonts w:ascii="Calibri" w:hAnsi="Calibri"/>
-        </w:rPr>
-        <w:t>Weak Currency</w:t>
+          <w:rFonts w:ascii="Calibri" w:hAnsi="Calibri"/>
+          <w:lang w:val="en-HK"/>
+        </w:rPr>
+      </w:pPr>
+      <w:r>
+        <w:rPr>
+          <w:rFonts w:ascii="Calibri" w:hAnsi="Calibri"/>
+          <w:b/>
+          <w:bCs/>
+          <w:lang w:val="en-HK"/>
+        </w:rPr>
+        <w:t>Inflation</w:t>
+      </w:r>
+      <w:r>
+        <w:rPr>
+          <w:rFonts w:ascii="Calibri" w:hAnsi="Calibri"/>
+          <w:lang w:val="en-HK"/>
+        </w:rPr>
+        <w:t>: Persistent inflation remains a major challenge, affecting household spending power and overall economic growth.</w:t>
       </w:r>
     </w:p>
     <w:p>
       <w:pPr>
         <w:numPr>
           <w:ilvl w:val="0"/>
-          <w:numId w:val="1"/>
+          <w:numId w:val="4"/>
         </w:numPr>
         <w:jc w:val="both"/>
         <w:rPr>
-          <w:rFonts w:hint="eastAsia"/>
-        </w:rPr>
-      </w:pPr>
-      <w:r>
-        <w:rPr>
-          <w:rFonts w:ascii="Calibri" w:hAnsi="Calibri"/>
-        </w:rPr>
-        <w:t xml:space="preserve">High Inflation </w:t>
+          <w:rFonts w:ascii="Calibri" w:hAnsi="Calibri"/>
+          <w:lang w:val="en-HK"/>
+        </w:rPr>
+      </w:pPr>
+      <w:r>
+        <w:rPr>
+          <w:rFonts w:ascii="Calibri" w:hAnsi="Calibri"/>
+          <w:b/>
+          <w:bCs/>
+          <w:lang w:val="en-HK"/>
+        </w:rPr>
+        <w:t>Labor Market</w:t>
+      </w:r>
+      <w:r>
+        <w:rPr>
+          <w:rFonts w:ascii="Calibri" w:hAnsi="Calibri"/>
+          <w:lang w:val="en-HK"/>
+        </w:rPr>
+        <w:t xml:space="preserve">: The </w:t>
+      </w:r>
+      <w:r>
+        <w:rPr>
+          <w:rFonts w:ascii="Calibri" w:hAnsi="Calibri"/>
+          <w:lang w:val="en-HK"/>
+        </w:rPr>
+        <w:t>labour</w:t>
+      </w:r>
+      <w:r>
+        <w:rPr>
+          <w:rFonts w:ascii="Calibri" w:hAnsi="Calibri"/>
+          <w:lang w:val="en-HK"/>
+        </w:rPr>
+        <w:t xml:space="preserve"> market is competitive, with wage gains driving domestic demand.</w:t>
       </w:r>
     </w:p>
     <w:p>
       <w:pPr>
         <w:numPr>
           <w:ilvl w:val="0"/>
-          <w:numId w:val="1"/>
+          <w:numId w:val="4"/>
         </w:numPr>
         <w:jc w:val="both"/>
         <w:rPr>
+          <w:rFonts w:ascii="Calibri" w:hAnsi="Calibri"/>
+          <w:lang w:val="en-HK"/>
+        </w:rPr>
+      </w:pPr>
+      <w:r>
+        <w:rPr>
+          <w:rFonts w:ascii="Calibri" w:hAnsi="Calibri"/>
+          <w:b/>
+          <w:bCs/>
+          <w:lang w:val="en-HK"/>
+        </w:rPr>
+        <w:t>Public Debt</w:t>
+      </w:r>
+      <w:r>
+        <w:rPr>
+          <w:rFonts w:ascii="Calibri" w:hAnsi="Calibri"/>
+          <w:lang w:val="en-HK"/>
+        </w:rPr>
+        <w:t>: Japan has the world's highest public debt relative to GDP</w:t>
+      </w:r>
+      <w:r>
+        <w:rPr>
+          <w:rFonts w:ascii="Calibri" w:hAnsi="Calibri"/>
+          <w:lang w:val="en-HK"/>
+        </w:rPr>
+        <w:t xml:space="preserve"> (</w:t>
+      </w:r>
+      <w:r>
+        <w:rPr>
+          <w:rFonts w:ascii="Calibri" w:hAnsi="Calibri"/>
+        </w:rPr>
+        <w:t xml:space="preserve">reaching over </w:t>
+      </w:r>
+      <w:r>
+        <w:rPr>
+          <w:rFonts w:ascii="Calibri" w:hAnsi="Calibri"/>
+          <w:b/>
+          <w:bCs/>
+        </w:rPr>
+        <w:t>250% of its GDP</w:t>
+      </w:r>
+      <w:r>
+        <w:rPr>
+          <w:rFonts w:ascii="Calibri" w:hAnsi="Calibri"/>
+          <w:b/>
+          <w:bCs/>
+        </w:rPr>
+        <w:t>)</w:t>
+      </w:r>
+      <w:r>
+        <w:rPr>
+          <w:rFonts w:ascii="Calibri" w:hAnsi="Calibri"/>
+          <w:lang w:val="en-HK"/>
+        </w:rPr>
+        <w:t>, but most of this debt is held domestically, mitigating some risks.</w:t>
+      </w:r>
+      <w:r>
+        <w:rPr>
+          <w:rFonts w:ascii="Calibri" w:hAnsi="Calibri"/>
+          <w:lang w:val="en-HK"/>
+        </w:rPr>
+        <w:t xml:space="preserve"> </w:t>
+      </w:r>
+    </w:p>
+    <w:p>
+      <w:pPr>
+        <w:numPr>
+          <w:ilvl w:val="0"/>
+          <w:numId w:val="4"/>
+        </w:numPr>
+        <w:jc w:val="both"/>
+        <w:rPr>
+          <w:rFonts w:ascii="Calibri" w:hAnsi="Calibri"/>
+          <w:lang w:val="en-HK"/>
+        </w:rPr>
+      </w:pPr>
+      <w:r>
+        <w:rPr>
+          <w:rFonts w:ascii="Calibri" w:hAnsi="Calibri"/>
+          <w:b/>
+          <w:bCs/>
+          <w:lang w:val="en-HK"/>
+        </w:rPr>
+        <w:t>Demographics</w:t>
+      </w:r>
+      <w:r>
+        <w:rPr>
+          <w:rFonts w:ascii="Calibri" w:hAnsi="Calibri"/>
+          <w:lang w:val="en-HK"/>
+        </w:rPr>
+        <w:t>: Japan has an aging population, which poses long-term economic challenges.</w:t>
+      </w:r>
+    </w:p>
+    <w:p>
+      <w:pPr>
+        <w:numPr>
+          <w:ilvl w:val="0"/>
+          <w:numId w:val="4"/>
+        </w:numPr>
+        <w:jc w:val="both"/>
+        <w:rPr>
+          <w:rFonts w:ascii="Calibri" w:hAnsi="Calibri"/>
+          <w:lang w:val="en-HK"/>
+        </w:rPr>
+      </w:pPr>
+      <w:r>
+        <w:rPr>
+          <w:rFonts w:ascii="Calibri" w:hAnsi="Calibri"/>
+          <w:b/>
+          <w:bCs/>
+          <w:lang w:val="en-HK"/>
+        </w:rPr>
+        <w:t>Trade Balance</w:t>
+      </w:r>
+      <w:r>
+        <w:rPr>
+          <w:rFonts w:ascii="Calibri" w:hAnsi="Calibri"/>
+          <w:lang w:val="en-HK"/>
+        </w:rPr>
+        <w:t>: Exports have contracted for the first time since 2020, while imports remain steady</w:t>
+      </w:r>
+    </w:p>
+    <w:p>
+      <w:pPr>
+        <w:jc w:val="both"/>
+        <w:rPr>
+          <w:rFonts w:ascii="Calibri" w:hAnsi="Calibri"/>
+          <w:lang w:val="en-HK"/>
+        </w:rPr>
+      </w:pPr>
+    </w:p>
+    <w:p>
+      <w:pPr>
+        <w:jc w:val="both"/>
+        <w:rPr>
+          <w:rFonts w:ascii="Calibri" w:hAnsi="Calibri"/>
+        </w:rPr>
+      </w:pPr>
+      <w:r>
+        <w:rPr>
+          <w:rFonts w:ascii="Calibri" w:hAnsi="Calibri"/>
+        </w:rPr>
+        <w:t>Japan started the campaign several years ago which is</w:t>
+      </w:r>
+      <w:r>
+        <w:rPr>
+          <w:rFonts w:ascii="Calibri" w:hAnsi="Calibri"/>
+        </w:rPr>
+        <w:t xml:space="preserve"> “Issuance large Amount </w:t>
+      </w:r>
+      <w:r>
+        <w:rPr>
+          <w:rFonts w:ascii="Calibri" w:hAnsi="Calibri"/>
+        </w:rPr>
+        <w:t>of</w:t>
+      </w:r>
+      <w:r>
+        <w:rPr>
+          <w:rFonts w:ascii="Calibri" w:hAnsi="Calibri"/>
+        </w:rPr>
+        <w:t xml:space="preserve"> Banknote”. As I said this is the </w:t>
+      </w:r>
+      <w:r>
+        <w:rPr>
+          <w:rFonts w:ascii="Calibri" w:hAnsi="Calibri"/>
+          <w:b/>
+          <w:bCs/>
+        </w:rPr>
+        <w:t>temporary approach</w:t>
+      </w:r>
+      <w:r>
+        <w:rPr>
+          <w:rFonts w:ascii="Calibri" w:hAnsi="Calibri"/>
+        </w:rPr>
+        <w:t xml:space="preserve">. When this approach started. Citizens in Japan can get cash easily from borrowing from the banks with very low interest rate. As I mentioned </w:t>
+      </w:r>
+      <w:r>
+        <w:rPr>
+          <w:rFonts w:ascii="Calibri" w:hAnsi="Calibri"/>
+          <w:b/>
+          <w:bCs/>
+          <w:color w:val="FF0000"/>
+        </w:rPr>
+        <w:t>print money</w:t>
+      </w:r>
+      <w:r>
+        <w:rPr>
+          <w:rFonts w:ascii="Calibri" w:hAnsi="Calibri"/>
+        </w:rPr>
+        <w:t>? Why print? Because they indeed print physical cash, which transfer it to all local banks and even “Auto Teller Machine – ATM” for the people to withdraw. People with more money “</w:t>
+      </w:r>
+      <w:r>
+        <w:rPr>
+          <w:rFonts w:ascii="Calibri" w:hAnsi="Calibri"/>
+          <w:b/>
+          <w:bCs/>
+          <w:color w:val="FF0000"/>
+        </w:rPr>
+        <w:t>Paper Cash</w:t>
+      </w:r>
+      <w:r>
+        <w:rPr>
+          <w:rFonts w:ascii="Calibri" w:hAnsi="Calibri"/>
+        </w:rPr>
+        <w:t xml:space="preserve">” withdraw from the banks or ATM, starts to do a lot of economic activities. Activities such as buying goods, purchasing different kinds of services. This kind of additional paper cash, have a huge impact on Japan local economy, cash is everywhere. Which turns out to weaken the currency. High purchasing power (as I said demand and supply), pushes up the price of the products, which turns out to high inflation. Japan government have never before high debts, due to excess of lending money with no or little interest rate. Including shortage of human resources, have jobs but no workers. This is the current situation Japan is facing right now. Is there </w:t>
+      </w:r>
+      <w:r>
+        <w:rPr>
+          <w:rFonts w:ascii="Calibri" w:hAnsi="Calibri"/>
+        </w:rPr>
+        <w:t>anything</w:t>
+      </w:r>
+      <w:r>
+        <w:rPr>
+          <w:rFonts w:ascii="Calibri" w:hAnsi="Calibri"/>
+        </w:rPr>
+        <w:t xml:space="preserve"> that the </w:t>
+      </w:r>
+      <w:r>
+        <w:rPr>
+          <w:rFonts w:ascii="Calibri" w:hAnsi="Calibri"/>
+        </w:rPr>
+        <w:t>Japanese’s</w:t>
+      </w:r>
+      <w:r>
+        <w:rPr>
+          <w:rFonts w:ascii="Calibri" w:hAnsi="Calibri"/>
+        </w:rPr>
+        <w:t xml:space="preserve"> government can do to remedy this issue? Yes! The way is </w:t>
+      </w:r>
+      <w:r>
+        <w:rPr>
+          <w:rFonts w:ascii="Calibri" w:hAnsi="Calibri"/>
+        </w:rPr>
+        <w:t>withdrawing</w:t>
+      </w:r>
+      <w:r>
+        <w:rPr>
+          <w:rFonts w:ascii="Calibri" w:hAnsi="Calibri"/>
+        </w:rPr>
+        <w:t xml:space="preserve"> back the excess money printed. What they did is issuing a large amount of banknote, when this temporary approach is over, they forgot to withdraw back the money printed. This withdraw back </w:t>
+      </w:r>
+      <w:r>
+        <w:rPr>
+          <w:rFonts w:ascii="Calibri" w:hAnsi="Calibri"/>
+        </w:rPr>
+        <w:lastRenderedPageBreak/>
+        <w:t xml:space="preserve">approach will lessen the money “paper cash” flow in Japan, which in turns causes the currency to become stronger (like gold: less is more precious). As the currency becomes </w:t>
+      </w:r>
+      <w:r>
+        <w:rPr>
+          <w:rFonts w:ascii="Calibri" w:hAnsi="Calibri"/>
+          <w:b/>
+          <w:bCs/>
+        </w:rPr>
+        <w:t>stronger or at least stabilized,</w:t>
+      </w:r>
+      <w:r>
+        <w:rPr>
+          <w:rFonts w:ascii="Calibri" w:hAnsi="Calibri"/>
+        </w:rPr>
+        <w:t xml:space="preserve"> as I said before, the purchasing power will switch back to </w:t>
+      </w:r>
+      <w:r>
+        <w:rPr>
+          <w:rFonts w:ascii="Calibri" w:hAnsi="Calibri"/>
+          <w:b/>
+          <w:bCs/>
+        </w:rPr>
+        <w:t>normal</w:t>
+      </w:r>
+      <w:r>
+        <w:rPr>
+          <w:rFonts w:ascii="Calibri" w:hAnsi="Calibri"/>
+        </w:rPr>
+        <w:t>.</w:t>
+      </w:r>
+    </w:p>
+    <w:p>
+      <w:pPr>
+        <w:jc w:val="both"/>
+        <w:rPr>
+          <w:rFonts w:ascii="Calibri" w:hAnsi="Calibri"/>
+        </w:rPr>
+      </w:pPr>
+    </w:p>
+    <w:p>
+      <w:pPr>
+        <w:jc w:val="both"/>
+        <w:rPr>
           <w:rFonts w:hint="eastAsia"/>
         </w:rPr>
       </w:pPr>
@@ -746,154 +1103,6 @@
         <w:rPr>
           <w:rFonts w:ascii="Calibri" w:hAnsi="Calibri"/>
         </w:rPr>
-        <w:t xml:space="preserve">Shortage of Human Resource (aging problem). That is good for mentioning, although not really related. </w:t>
-      </w:r>
-    </w:p>
-    <w:p>
-      <w:pPr>
-        <w:jc w:val="both"/>
-        <w:rPr>
-          <w:rFonts w:ascii="Calibri" w:hAnsi="Calibri"/>
-        </w:rPr>
-      </w:pPr>
-    </w:p>
-    <w:p>
-      <w:pPr>
-        <w:jc w:val="both"/>
-        <w:rPr>
-          <w:rFonts w:hint="eastAsia"/>
-        </w:rPr>
-      </w:pPr>
-      <w:r>
-        <w:rPr>
-          <w:rFonts w:ascii="Calibri" w:hAnsi="Calibri"/>
-        </w:rPr>
-        <w:t xml:space="preserve">Why this happen? This is the side effect is due to “Issuance large Amount </w:t>
-      </w:r>
-      <w:proofErr w:type="gramStart"/>
-      <w:r>
-        <w:rPr>
-          <w:rFonts w:ascii="Calibri" w:hAnsi="Calibri"/>
-        </w:rPr>
-        <w:t>Of</w:t>
-      </w:r>
-      <w:proofErr w:type="gramEnd"/>
-      <w:r>
-        <w:rPr>
-          <w:rFonts w:ascii="Calibri" w:hAnsi="Calibri"/>
-        </w:rPr>
-        <w:t xml:space="preserve"> Banknote”. As I said this is the temporary approach. When this approach started. Citizens in Japan can get cash easily from borrowing from the banks with very low interest rate. As I mentioned </w:t>
-      </w:r>
-      <w:r>
-        <w:rPr>
-          <w:rFonts w:ascii="Calibri" w:hAnsi="Calibri"/>
-          <w:b/>
-          <w:bCs/>
-          <w:color w:val="FF0000"/>
-        </w:rPr>
-        <w:t>print money</w:t>
-      </w:r>
-      <w:r>
-        <w:rPr>
-          <w:rFonts w:ascii="Calibri" w:hAnsi="Calibri"/>
-        </w:rPr>
-        <w:t>? Why print? Because they indeed print physical cash, which transfer it to all local banks and even “Auto Teller Machine – ATM” for the people to withdraw. People with more money “</w:t>
-      </w:r>
-      <w:r>
-        <w:rPr>
-          <w:rFonts w:ascii="Calibri" w:hAnsi="Calibri"/>
-          <w:b/>
-          <w:bCs/>
-          <w:color w:val="FF0000"/>
-        </w:rPr>
-        <w:t>Paper Cash</w:t>
-      </w:r>
-      <w:r>
-        <w:rPr>
-          <w:rFonts w:ascii="Calibri" w:hAnsi="Calibri"/>
-        </w:rPr>
-        <w:t xml:space="preserve">” withdraw from the banks or ATM, starts to do a lot of economic activities. Activities such as buying goods, purchasing different kinds of services. This kind of additional paper cash, have a huge impact on Japan local economy, cash is everywhere. Which turns out to weaken the currency. High purchasing power (as I said demand and supply), pushes up the price of the products, which turns out to high inflation. Japan government have never before high debts, due to excess of lending money with no or little interest rate. Including shortage of human resources, have jobs but no workers. This is the current situation Japan is facing right now. Is there </w:t>
-      </w:r>
-      <w:r>
-        <w:rPr>
-          <w:rFonts w:ascii="Calibri" w:hAnsi="Calibri"/>
-        </w:rPr>
-        <w:t>anything</w:t>
-      </w:r>
-      <w:r>
-        <w:rPr>
-          <w:rFonts w:ascii="Calibri" w:hAnsi="Calibri"/>
-        </w:rPr>
-        <w:t xml:space="preserve"> that the </w:t>
-      </w:r>
-      <w:r>
-        <w:rPr>
-          <w:rFonts w:ascii="Calibri" w:hAnsi="Calibri"/>
-        </w:rPr>
-        <w:t>Japanese’s</w:t>
-      </w:r>
-      <w:r>
-        <w:rPr>
-          <w:rFonts w:ascii="Calibri" w:hAnsi="Calibri"/>
-        </w:rPr>
-        <w:t xml:space="preserve"> government can do to remedy this issue? Yes! The way is </w:t>
-      </w:r>
-      <w:r>
-        <w:rPr>
-          <w:rFonts w:ascii="Calibri" w:hAnsi="Calibri"/>
-        </w:rPr>
-        <w:t>withdrawing</w:t>
-      </w:r>
-      <w:r>
-        <w:rPr>
-          <w:rFonts w:ascii="Calibri" w:hAnsi="Calibri"/>
-        </w:rPr>
-        <w:t xml:space="preserve"> back the excess money printed. What they did is issuing a large amount of banknote, when this temporary approach is over, they forgot to withdraw back the money printed. This withdraw back approach will lessen the money “paper cash” flow in Japan, which in turns causes the currency to become stronger (like gold: less is more precious). As the currency becomes </w:t>
-      </w:r>
-      <w:r>
-        <w:rPr>
-          <w:rFonts w:ascii="Calibri" w:hAnsi="Calibri"/>
-          <w:b/>
-          <w:bCs/>
-        </w:rPr>
-        <w:t>stronger or at least stabilized,</w:t>
-      </w:r>
-      <w:r>
-        <w:rPr>
-          <w:rFonts w:ascii="Calibri" w:hAnsi="Calibri"/>
-        </w:rPr>
-        <w:t xml:space="preserve"> as I said before, the purchasing power will switch back to </w:t>
-      </w:r>
-      <w:r>
-        <w:rPr>
-          <w:rFonts w:ascii="Calibri" w:hAnsi="Calibri"/>
-          <w:b/>
-          <w:bCs/>
-        </w:rPr>
-        <w:t>normal</w:t>
-      </w:r>
-      <w:r>
-        <w:rPr>
-          <w:rFonts w:ascii="Calibri" w:hAnsi="Calibri"/>
-        </w:rPr>
-        <w:t>.</w:t>
-      </w:r>
-      <w:r>
-        <w:br w:type="page"/>
-      </w:r>
-    </w:p>
-    <w:p>
-      <w:pPr>
-        <w:jc w:val="both"/>
-        <w:rPr>
-          <w:rFonts w:hint="eastAsia"/>
-        </w:rPr>
-      </w:pPr>
-      <w:r>
-        <w:rPr>
-          <w:rFonts w:ascii="Calibri" w:hAnsi="Calibri"/>
-        </w:rPr>
-        <w:lastRenderedPageBreak/>
         <w:t>You will not over purchase, you only purchase base on your needs and ability. If the withdraw approach is over, all will be back to normal, exporting or even importing. How this withdraw operation can be done? Several methods:</w:t>
       </w:r>
     </w:p>
@@ -1308,6 +1517,119 @@
     </w:lvl>
   </w:abstractNum>
   <w:abstractNum w:abstractNumId="2" w15:restartNumberingAfterBreak="0">
+    <w:nsid w:val="455627C0"/>
+    <w:multiLevelType w:val="multilevel"/>
+    <w:tmpl w:val="33B04EDA"/>
+    <w:lvl w:ilvl="0">
+      <w:start w:val="1"/>
+      <w:numFmt w:val="decimal"/>
+      <w:lvlText w:val="%1."/>
+      <w:lvlJc w:val="left"/>
+      <w:pPr>
+        <w:tabs>
+          <w:tab w:val="num" w:pos="720"/>
+        </w:tabs>
+        <w:ind w:left="720" w:hanging="360"/>
+      </w:pPr>
+    </w:lvl>
+    <w:lvl w:ilvl="1" w:tentative="1">
+      <w:start w:val="1"/>
+      <w:numFmt w:val="decimal"/>
+      <w:lvlText w:val="%2."/>
+      <w:lvlJc w:val="left"/>
+      <w:pPr>
+        <w:tabs>
+          <w:tab w:val="num" w:pos="1440"/>
+        </w:tabs>
+        <w:ind w:left="1440" w:hanging="360"/>
+      </w:pPr>
+    </w:lvl>
+    <w:lvl w:ilvl="2" w:tentative="1">
+      <w:start w:val="1"/>
+      <w:numFmt w:val="decimal"/>
+      <w:lvlText w:val="%3."/>
+      <w:lvlJc w:val="left"/>
+      <w:pPr>
+        <w:tabs>
+          <w:tab w:val="num" w:pos="2160"/>
+        </w:tabs>
+        <w:ind w:left="2160" w:hanging="360"/>
+      </w:pPr>
+    </w:lvl>
+    <w:lvl w:ilvl="3" w:tentative="1">
+      <w:start w:val="1"/>
+      <w:numFmt w:val="decimal"/>
+      <w:lvlText w:val="%4."/>
+      <w:lvlJc w:val="left"/>
+      <w:pPr>
+        <w:tabs>
+          <w:tab w:val="num" w:pos="2880"/>
+        </w:tabs>
+        <w:ind w:left="2880" w:hanging="360"/>
+      </w:pPr>
+    </w:lvl>
+    <w:lvl w:ilvl="4" w:tentative="1">
+      <w:start w:val="1"/>
+      <w:numFmt w:val="decimal"/>
+      <w:lvlText w:val="%5."/>
+      <w:lvlJc w:val="left"/>
+      <w:pPr>
+        <w:tabs>
+          <w:tab w:val="num" w:pos="3600"/>
+        </w:tabs>
+        <w:ind w:left="3600" w:hanging="360"/>
+      </w:pPr>
+    </w:lvl>
+    <w:lvl w:ilvl="5" w:tentative="1">
+      <w:start w:val="1"/>
+      <w:numFmt w:val="decimal"/>
+      <w:lvlText w:val="%6."/>
+      <w:lvlJc w:val="left"/>
+      <w:pPr>
+        <w:tabs>
+          <w:tab w:val="num" w:pos="4320"/>
+        </w:tabs>
+        <w:ind w:left="4320" w:hanging="360"/>
+      </w:pPr>
+    </w:lvl>
+    <w:lvl w:ilvl="6" w:tentative="1">
+      <w:start w:val="1"/>
+      <w:numFmt w:val="decimal"/>
+      <w:lvlText w:val="%7."/>
+      <w:lvlJc w:val="left"/>
+      <w:pPr>
+        <w:tabs>
+          <w:tab w:val="num" w:pos="5040"/>
+        </w:tabs>
+        <w:ind w:left="5040" w:hanging="360"/>
+      </w:pPr>
+    </w:lvl>
+    <w:lvl w:ilvl="7" w:tentative="1">
+      <w:start w:val="1"/>
+      <w:numFmt w:val="decimal"/>
+      <w:lvlText w:val="%8."/>
+      <w:lvlJc w:val="left"/>
+      <w:pPr>
+        <w:tabs>
+          <w:tab w:val="num" w:pos="5760"/>
+        </w:tabs>
+        <w:ind w:left="5760" w:hanging="360"/>
+      </w:pPr>
+    </w:lvl>
+    <w:lvl w:ilvl="8" w:tentative="1">
+      <w:start w:val="1"/>
+      <w:numFmt w:val="decimal"/>
+      <w:lvlText w:val="%9."/>
+      <w:lvlJc w:val="left"/>
+      <w:pPr>
+        <w:tabs>
+          <w:tab w:val="num" w:pos="6480"/>
+        </w:tabs>
+        <w:ind w:left="6480" w:hanging="360"/>
+      </w:pPr>
+    </w:lvl>
+  </w:abstractNum>
+  <w:abstractNum w:abstractNumId="3" w15:restartNumberingAfterBreak="0">
     <w:nsid w:val="77F96224"/>
     <w:multiLevelType w:val="multilevel"/>
     <w:tmpl w:val="9F1EC7BC"/>
@@ -1436,6 +1758,9 @@
     <w:abstractNumId w:val="0"/>
   </w:num>
   <w:num w:numId="3" w16cid:durableId="560749260">
+    <w:abstractNumId w:val="3"/>
+  </w:num>
+  <w:num w:numId="4" w16cid:durableId="971640402">
     <w:abstractNumId w:val="2"/>
   </w:num>
 </w:numbering>
@@ -1844,7 +2169,6 @@
   <w:style w:type="character" w:default="1" w:styleId="DefaultParagraphFont">
     <w:name w:val="Default Paragraph Font"/>
     <w:uiPriority w:val="1"/>
-    <w:semiHidden/>
     <w:unhideWhenUsed/>
   </w:style>
   <w:style w:type="table" w:default="1" w:styleId="TableNormal">
